--- a/documents/test_document_2.docx
+++ b/documents/test_document_2.docx
@@ -3,113 +3,50 @@
 <w:document xmlns:wpc="http://schemas.microsoft.com/office/word/2010/wordprocessingCanvas" xmlns:cx="http://schemas.microsoft.com/office/drawing/2014/chartex" xmlns:cx1="http://schemas.microsoft.com/office/drawing/2015/9/8/chartex" xmlns:cx2="http://schemas.microsoft.com/office/drawing/2015/10/21/chartex" xmlns:cx3="http://schemas.microsoft.com/office/drawing/2016/5/9/chartex" xmlns:cx4="http://schemas.microsoft.com/office/drawing/2016/5/10/chartex" xmlns:cx5="http://schemas.microsoft.com/office/drawing/2016/5/11/chartex" xmlns:cx6="http://schemas.microsoft.com/office/drawing/2016/5/12/chartex" xmlns:cx7="http://schemas.microsoft.com/office/drawing/2016/5/13/chartex" xmlns:cx8="http://schemas.microsoft.com/office/drawing/2016/5/14/chartex" xmlns:mc="http://schemas.openxmlformats.org/markup-compatibility/2006" xmlns:aink="http://schemas.microsoft.com/office/drawing/2016/ink" xmlns:am3d="http://schemas.microsoft.com/office/drawing/2017/model3d" xmlns:o="urn:schemas-microsoft-com:office:office" xmlns:oel="http://schemas.microsoft.com/office/2019/extlst" xmlns:r="http://schemas.openxmlformats.org/officeDocument/2006/relationships" xmlns:m="http://schemas.openxmlformats.org/officeDocument/2006/math" xmlns:v="urn:schemas-microsoft-com:vml" xmlns:wp14="http://schemas.microsoft.com/office/word/2010/wordprocessingDrawing" xmlns:wp="http://schemas.openxmlformats.org/drawingml/2006/wordprocessingDrawing" xmlns:w10="urn:schemas-microsoft-com:office:word" xmlns:w="http://schemas.openxmlformats.org/wordprocessingml/2006/main" xmlns:w14="http://schemas.microsoft.com/office/word/2010/wordml" xmlns:w15="http://schemas.microsoft.com/office/word/2012/wordml" xmlns:w16cex="http://schemas.microsoft.com/office/word/2018/wordml/cex" xmlns:w16cid="http://schemas.microsoft.com/office/word/2016/wordml/cid" xmlns:w16="http://schemas.microsoft.com/office/word/2018/wordml" xmlns:w16du="http://schemas.microsoft.com/office/word/2023/wordml/word16du" xmlns:w16sdtdh="http://schemas.microsoft.com/office/word/2020/wordml/sdtdatahash" xmlns:w16sdtfl="http://schemas.microsoft.com/office/word/2024/wordml/sdtformatlock" xmlns:w16se="http://schemas.microsoft.com/office/word/2015/wordml/symex" xmlns:wpg="http://schemas.microsoft.com/office/word/2010/wordprocessingGroup" xmlns:wpi="http://schemas.microsoft.com/office/word/2010/wordprocessingInk" xmlns:wne="http://schemas.microsoft.com/office/word/2006/wordml" xmlns:wps="http://schemas.microsoft.com/office/word/2010/wordprocessingShape" mc:Ignorable="w14 w15 w16se w16cid w16 w16cex w16sdtdh w16sdtfl w16du wp14">
   <w:body>
     <w:p>
-      <w:pPr>
-        <w:spacing w:before="100" w:beforeAutospacing="1" w:after="100" w:afterAutospacing="1"/>
-        <w:rPr>
-          <w:rFonts w:eastAsia="Times New Roman"/>
-          <w:lang w:eastAsia="en-US"/>
-        </w:rPr>
-      </w:pPr>
       <w:r>
-        <w:rPr>
-          <w:rFonts w:eastAsia="Times New Roman"/>
-          <w:lang w:eastAsia="en-US"/>
-        </w:rPr>
         <w:t>The Impact of Online Learning on Student Engagement</w:t>
       </w:r>
       <w:r>
-        <w:rPr>
-          <w:rFonts w:eastAsia="Times New Roman"/>
-          <w:lang w:eastAsia="en-US"/>
-        </w:rPr>
         <w:br/>
-        <w:t>the covid-19 pandemic accelerated the shift to online learning, prompting widespread adoption of virtual classrooms across higher education institutions while online learning provides flexibility and accessibility concerns have emerged regarding its impact on student engagement and academic performance</w:t>
+      </w:r>
+      <w:r>
+        <w:t>T</w:t>
+      </w:r>
+      <w:r>
+        <w:t>he covid-19 pandemic accelerated the shift to online learning, prompting widespread adoption of virtual classrooms across higher education institutions while online learning provides flexibility and accessibility concerns have emerged regarding its impact on student engagement and academic performance</w:t>
       </w:r>
     </w:p>
     <w:p>
-      <w:pPr>
-        <w:spacing w:before="100" w:beforeAutospacing="1" w:after="100" w:afterAutospacing="1"/>
-        <w:rPr>
-          <w:rFonts w:eastAsia="Times New Roman"/>
-          <w:lang w:eastAsia="en-US"/>
-        </w:rPr>
-      </w:pPr>
       <w:r>
-        <w:rPr>
-          <w:rFonts w:eastAsia="Times New Roman"/>
-          <w:lang w:eastAsia="en-US"/>
-        </w:rPr>
         <w:t>recent studies suggest that student engagement in online environments is influenced by factors such as instructor presence course design and peer interaction (Martin &amp; Bolliger 2018). as institutions invest more in e-learning infrastructure understanding these factors is essential to optimizing outcomes</w:t>
       </w:r>
     </w:p>
     <w:p>
-      <w:pPr>
-        <w:spacing w:before="100" w:beforeAutospacing="1" w:after="100" w:afterAutospacing="1"/>
-        <w:rPr>
-          <w:rFonts w:eastAsia="Times New Roman"/>
-          <w:lang w:eastAsia="en-US"/>
-        </w:rPr>
-      </w:pPr>
       <w:r>
-        <w:rPr>
-          <w:rFonts w:eastAsia="Times New Roman"/>
-          <w:lang w:eastAsia="en-US"/>
-        </w:rPr>
         <w:t>Key Factors Influencing Engagement</w:t>
       </w:r>
       <w:r>
-        <w:rPr>
-          <w:rFonts w:eastAsia="Times New Roman"/>
-          <w:lang w:eastAsia="en-US"/>
-        </w:rPr>
         <w:br/>
         <w:t xml:space="preserve">several elements contribute to student engagement in an </w:t>
       </w:r>
       <w:proofErr w:type="gramStart"/>
       <w:r>
-        <w:rPr>
-          <w:rFonts w:eastAsia="Times New Roman"/>
-          <w:lang w:eastAsia="en-US"/>
-        </w:rPr>
         <w:t>online setting instructor immediacy behaviors</w:t>
       </w:r>
       <w:proofErr w:type="gramEnd"/>
       <w:r>
-        <w:rPr>
-          <w:rFonts w:eastAsia="Times New Roman"/>
-          <w:lang w:eastAsia="en-US"/>
-        </w:rPr>
         <w:t xml:space="preserve"> such as timely feedback personalized communication and video presence have been found to significantly affect student motivation (Borup et al 2014) additionally interactive course design and opportunities for collaboration can create a more immersive learning experience</w:t>
       </w:r>
     </w:p>
     <w:p>
-      <w:pPr>
-        <w:spacing w:before="100" w:beforeAutospacing="1" w:after="100" w:afterAutospacing="1"/>
-        <w:rPr>
-          <w:rFonts w:eastAsia="Times New Roman"/>
-          <w:lang w:eastAsia="en-US"/>
-        </w:rPr>
-      </w:pPr>
       <w:r>
-        <w:rPr>
-          <w:rFonts w:eastAsia="Times New Roman"/>
-          <w:lang w:eastAsia="en-US"/>
-        </w:rPr>
         <w:t>References</w:t>
       </w:r>
       <w:r>
-        <w:rPr>
-          <w:rFonts w:eastAsia="Times New Roman"/>
-          <w:lang w:eastAsia="en-US"/>
-        </w:rPr>
         <w:br/>
         <w:t>Martin F &amp; Bolliger D U 2018 Engagement matters Student perceptions on the importance of engagement strategies in the online learning environment Online Learning 22(1) 205–222</w:t>
       </w:r>
       <w:r>
-        <w:rPr>
-          <w:rFonts w:eastAsia="Times New Roman"/>
-          <w:lang w:eastAsia="en-US"/>
-        </w:rPr>
         <w:br/>
         <w:t>Borup J West R E Graham C R &amp; Davies R S 2014 The adolescent community of engagement framework A model for research on adolescent online learning Journal of Technology and Teacher Education 22(1) 107–130</w:t>
       </w:r>
@@ -130,16 +67,24 @@
   <w:docDefaults>
     <w:rPrDefault>
       <w:rPr>
-        <w:rFonts w:ascii="Times New Roman" w:eastAsia="Times New Roman" w:hAnsi="Times New Roman" w:cs="Times New Roman"/>
-        <w:lang w:val="en-US" w:eastAsia="zh-CN" w:bidi="ar-SA"/>
+        <w:rFonts w:asciiTheme="minorHAnsi" w:eastAsiaTheme="minorHAnsi" w:hAnsiTheme="minorHAnsi" w:cstheme="minorBidi"/>
+        <w:kern w:val="2"/>
+        <w:sz w:val="24"/>
+        <w:szCs w:val="24"/>
+        <w:lang w:val="en-US" w:eastAsia="en-US" w:bidi="ar-SA"/>
+        <w14:ligatures w14:val="standardContextual"/>
       </w:rPr>
     </w:rPrDefault>
-    <w:pPrDefault/>
+    <w:pPrDefault>
+      <w:pPr>
+        <w:spacing w:after="160" w:line="278" w:lineRule="auto"/>
+      </w:pPr>
+    </w:pPrDefault>
   </w:docDefaults>
   <w:latentStyles w:defLockedState="0" w:defUIPriority="99" w:defSemiHidden="0" w:defUnhideWhenUsed="0" w:defQFormat="0" w:count="376">
     <w:lsdException w:name="Normal" w:uiPriority="0" w:qFormat="1"/>
     <w:lsdException w:name="heading 1" w:uiPriority="9" w:qFormat="1"/>
-    <w:lsdException w:name="heading 2" w:uiPriority="9" w:qFormat="1"/>
+    <w:lsdException w:name="heading 2" w:semiHidden="1" w:uiPriority="9" w:unhideWhenUsed="1" w:qFormat="1"/>
     <w:lsdException w:name="heading 3" w:semiHidden="1" w:uiPriority="9" w:unhideWhenUsed="1" w:qFormat="1"/>
     <w:lsdException w:name="heading 4" w:semiHidden="1" w:uiPriority="9" w:unhideWhenUsed="1" w:qFormat="1"/>
     <w:lsdException w:name="heading 5" w:semiHidden="1" w:uiPriority="9" w:unhideWhenUsed="1" w:qFormat="1"/>
@@ -517,45 +462,65 @@
   <w:style w:type="paragraph" w:default="1" w:styleId="Normal">
     <w:name w:val="Normal"/>
     <w:qFormat/>
-    <w:rPr>
-      <w:rFonts w:eastAsiaTheme="minorEastAsia"/>
-      <w:sz w:val="24"/>
-      <w:szCs w:val="24"/>
+    <w:rsid w:val="003C5CEF"/>
+    <w:pPr>
+      <w:spacing w:after="0" w:line="240" w:lineRule="auto"/>
+    </w:pPr>
+    <w:rPr>
+      <w:rFonts w:ascii="Times New Roman" w:eastAsiaTheme="minorEastAsia" w:hAnsi="Times New Roman" w:cs="Times New Roman"/>
+      <w:kern w:val="0"/>
+      <w:lang w:eastAsia="zh-CN"/>
+      <w14:ligatures w14:val="none"/>
     </w:rPr>
   </w:style>
   <w:style w:type="paragraph" w:styleId="Heading1">
     <w:name w:val="heading 1"/>
     <w:basedOn w:val="Normal"/>
+    <w:next w:val="Normal"/>
     <w:link w:val="Heading1Char"/>
     <w:uiPriority w:val="9"/>
     <w:qFormat/>
-    <w:pPr>
-      <w:spacing w:before="100" w:beforeAutospacing="1" w:after="100" w:afterAutospacing="1"/>
+    <w:rsid w:val="003C5CEF"/>
+    <w:pPr>
+      <w:keepNext/>
+      <w:keepLines/>
+      <w:spacing w:before="360" w:after="80" w:line="278" w:lineRule="auto"/>
       <w:outlineLvl w:val="0"/>
     </w:pPr>
     <w:rPr>
-      <w:b/>
-      <w:bCs/>
-      <w:kern w:val="36"/>
-      <w:sz w:val="48"/>
-      <w:szCs w:val="48"/>
+      <w:rFonts w:asciiTheme="majorHAnsi" w:eastAsiaTheme="majorEastAsia" w:hAnsiTheme="majorHAnsi" w:cstheme="majorBidi"/>
+      <w:color w:val="2E74B5" w:themeColor="accent1" w:themeShade="BF"/>
+      <w:kern w:val="2"/>
+      <w:sz w:val="40"/>
+      <w:szCs w:val="40"/>
+      <w:lang w:eastAsia="en-US"/>
+      <w14:ligatures w14:val="standardContextual"/>
     </w:rPr>
   </w:style>
   <w:style w:type="paragraph" w:styleId="Heading2">
     <w:name w:val="heading 2"/>
     <w:basedOn w:val="Normal"/>
+    <w:next w:val="Normal"/>
     <w:link w:val="Heading2Char"/>
     <w:uiPriority w:val="9"/>
-    <w:qFormat/>
-    <w:pPr>
-      <w:spacing w:before="100" w:beforeAutospacing="1" w:after="100" w:afterAutospacing="1"/>
+    <w:semiHidden/>
+    <w:unhideWhenUsed/>
+    <w:qFormat/>
+    <w:rsid w:val="003C5CEF"/>
+    <w:pPr>
+      <w:keepNext/>
+      <w:keepLines/>
+      <w:spacing w:before="160" w:after="80" w:line="278" w:lineRule="auto"/>
       <w:outlineLvl w:val="1"/>
     </w:pPr>
     <w:rPr>
-      <w:b/>
-      <w:bCs/>
-      <w:sz w:val="36"/>
-      <w:szCs w:val="36"/>
+      <w:rFonts w:asciiTheme="majorHAnsi" w:eastAsiaTheme="majorEastAsia" w:hAnsiTheme="majorHAnsi" w:cstheme="majorBidi"/>
+      <w:color w:val="2E74B5" w:themeColor="accent1" w:themeShade="BF"/>
+      <w:kern w:val="2"/>
+      <w:sz w:val="32"/>
+      <w:szCs w:val="32"/>
+      <w:lang w:eastAsia="en-US"/>
+      <w14:ligatures w14:val="standardContextual"/>
     </w:rPr>
   </w:style>
   <w:style w:type="paragraph" w:styleId="Heading3">
@@ -567,16 +532,171 @@
     <w:semiHidden/>
     <w:unhideWhenUsed/>
     <w:qFormat/>
-    <w:rsid w:val="008701D1"/>
+    <w:rsid w:val="003C5CEF"/>
     <w:pPr>
       <w:keepNext/>
       <w:keepLines/>
-      <w:spacing w:before="40"/>
+      <w:spacing w:before="160" w:after="80" w:line="278" w:lineRule="auto"/>
       <w:outlineLvl w:val="2"/>
     </w:pPr>
     <w:rPr>
-      <w:rFonts w:asciiTheme="majorHAnsi" w:eastAsiaTheme="majorEastAsia" w:hAnsiTheme="majorHAnsi" w:cstheme="majorBidi"/>
-      <w:color w:val="1F3763" w:themeColor="accent1" w:themeShade="7F"/>
+      <w:rFonts w:asciiTheme="minorHAnsi" w:eastAsiaTheme="majorEastAsia" w:hAnsiTheme="minorHAnsi" w:cstheme="majorBidi"/>
+      <w:color w:val="2E74B5" w:themeColor="accent1" w:themeShade="BF"/>
+      <w:kern w:val="2"/>
+      <w:sz w:val="28"/>
+      <w:szCs w:val="28"/>
+      <w:lang w:eastAsia="en-US"/>
+      <w14:ligatures w14:val="standardContextual"/>
+    </w:rPr>
+  </w:style>
+  <w:style w:type="paragraph" w:styleId="Heading4">
+    <w:name w:val="heading 4"/>
+    <w:basedOn w:val="Normal"/>
+    <w:next w:val="Normal"/>
+    <w:link w:val="Heading4Char"/>
+    <w:uiPriority w:val="9"/>
+    <w:semiHidden/>
+    <w:unhideWhenUsed/>
+    <w:qFormat/>
+    <w:rsid w:val="003C5CEF"/>
+    <w:pPr>
+      <w:keepNext/>
+      <w:keepLines/>
+      <w:spacing w:before="80" w:after="40" w:line="278" w:lineRule="auto"/>
+      <w:outlineLvl w:val="3"/>
+    </w:pPr>
+    <w:rPr>
+      <w:rFonts w:asciiTheme="minorHAnsi" w:eastAsiaTheme="majorEastAsia" w:hAnsiTheme="minorHAnsi" w:cstheme="majorBidi"/>
+      <w:i/>
+      <w:iCs/>
+      <w:color w:val="2E74B5" w:themeColor="accent1" w:themeShade="BF"/>
+      <w:kern w:val="2"/>
+      <w:lang w:eastAsia="en-US"/>
+      <w14:ligatures w14:val="standardContextual"/>
+    </w:rPr>
+  </w:style>
+  <w:style w:type="paragraph" w:styleId="Heading5">
+    <w:name w:val="heading 5"/>
+    <w:basedOn w:val="Normal"/>
+    <w:next w:val="Normal"/>
+    <w:link w:val="Heading5Char"/>
+    <w:uiPriority w:val="9"/>
+    <w:semiHidden/>
+    <w:unhideWhenUsed/>
+    <w:qFormat/>
+    <w:rsid w:val="003C5CEF"/>
+    <w:pPr>
+      <w:keepNext/>
+      <w:keepLines/>
+      <w:spacing w:before="80" w:after="40" w:line="278" w:lineRule="auto"/>
+      <w:outlineLvl w:val="4"/>
+    </w:pPr>
+    <w:rPr>
+      <w:rFonts w:asciiTheme="minorHAnsi" w:eastAsiaTheme="majorEastAsia" w:hAnsiTheme="minorHAnsi" w:cstheme="majorBidi"/>
+      <w:color w:val="2E74B5" w:themeColor="accent1" w:themeShade="BF"/>
+      <w:kern w:val="2"/>
+      <w:lang w:eastAsia="en-US"/>
+      <w14:ligatures w14:val="standardContextual"/>
+    </w:rPr>
+  </w:style>
+  <w:style w:type="paragraph" w:styleId="Heading6">
+    <w:name w:val="heading 6"/>
+    <w:basedOn w:val="Normal"/>
+    <w:next w:val="Normal"/>
+    <w:link w:val="Heading6Char"/>
+    <w:uiPriority w:val="9"/>
+    <w:semiHidden/>
+    <w:unhideWhenUsed/>
+    <w:qFormat/>
+    <w:rsid w:val="003C5CEF"/>
+    <w:pPr>
+      <w:keepNext/>
+      <w:keepLines/>
+      <w:spacing w:before="40" w:line="278" w:lineRule="auto"/>
+      <w:outlineLvl w:val="5"/>
+    </w:pPr>
+    <w:rPr>
+      <w:rFonts w:asciiTheme="minorHAnsi" w:eastAsiaTheme="majorEastAsia" w:hAnsiTheme="minorHAnsi" w:cstheme="majorBidi"/>
+      <w:i/>
+      <w:iCs/>
+      <w:color w:val="595959" w:themeColor="text1" w:themeTint="A6"/>
+      <w:kern w:val="2"/>
+      <w:lang w:eastAsia="en-US"/>
+      <w14:ligatures w14:val="standardContextual"/>
+    </w:rPr>
+  </w:style>
+  <w:style w:type="paragraph" w:styleId="Heading7">
+    <w:name w:val="heading 7"/>
+    <w:basedOn w:val="Normal"/>
+    <w:next w:val="Normal"/>
+    <w:link w:val="Heading7Char"/>
+    <w:uiPriority w:val="9"/>
+    <w:semiHidden/>
+    <w:unhideWhenUsed/>
+    <w:qFormat/>
+    <w:rsid w:val="003C5CEF"/>
+    <w:pPr>
+      <w:keepNext/>
+      <w:keepLines/>
+      <w:spacing w:before="40" w:line="278" w:lineRule="auto"/>
+      <w:outlineLvl w:val="6"/>
+    </w:pPr>
+    <w:rPr>
+      <w:rFonts w:asciiTheme="minorHAnsi" w:eastAsiaTheme="majorEastAsia" w:hAnsiTheme="minorHAnsi" w:cstheme="majorBidi"/>
+      <w:color w:val="595959" w:themeColor="text1" w:themeTint="A6"/>
+      <w:kern w:val="2"/>
+      <w:lang w:eastAsia="en-US"/>
+      <w14:ligatures w14:val="standardContextual"/>
+    </w:rPr>
+  </w:style>
+  <w:style w:type="paragraph" w:styleId="Heading8">
+    <w:name w:val="heading 8"/>
+    <w:basedOn w:val="Normal"/>
+    <w:next w:val="Normal"/>
+    <w:link w:val="Heading8Char"/>
+    <w:uiPriority w:val="9"/>
+    <w:semiHidden/>
+    <w:unhideWhenUsed/>
+    <w:qFormat/>
+    <w:rsid w:val="003C5CEF"/>
+    <w:pPr>
+      <w:keepNext/>
+      <w:keepLines/>
+      <w:spacing w:line="278" w:lineRule="auto"/>
+      <w:outlineLvl w:val="7"/>
+    </w:pPr>
+    <w:rPr>
+      <w:rFonts w:asciiTheme="minorHAnsi" w:eastAsiaTheme="majorEastAsia" w:hAnsiTheme="minorHAnsi" w:cstheme="majorBidi"/>
+      <w:i/>
+      <w:iCs/>
+      <w:color w:val="272727" w:themeColor="text1" w:themeTint="D8"/>
+      <w:kern w:val="2"/>
+      <w:lang w:eastAsia="en-US"/>
+      <w14:ligatures w14:val="standardContextual"/>
+    </w:rPr>
+  </w:style>
+  <w:style w:type="paragraph" w:styleId="Heading9">
+    <w:name w:val="heading 9"/>
+    <w:basedOn w:val="Normal"/>
+    <w:next w:val="Normal"/>
+    <w:link w:val="Heading9Char"/>
+    <w:uiPriority w:val="9"/>
+    <w:semiHidden/>
+    <w:unhideWhenUsed/>
+    <w:qFormat/>
+    <w:rsid w:val="003C5CEF"/>
+    <w:pPr>
+      <w:keepNext/>
+      <w:keepLines/>
+      <w:spacing w:line="278" w:lineRule="auto"/>
+      <w:outlineLvl w:val="8"/>
+    </w:pPr>
+    <w:rPr>
+      <w:rFonts w:asciiTheme="minorHAnsi" w:eastAsiaTheme="majorEastAsia" w:hAnsiTheme="minorHAnsi" w:cstheme="majorBidi"/>
+      <w:color w:val="272727" w:themeColor="text1" w:themeTint="D8"/>
+      <w:kern w:val="2"/>
+      <w:lang w:eastAsia="en-US"/>
+      <w14:ligatures w14:val="standardContextual"/>
     </w:rPr>
   </w:style>
   <w:style w:type="character" w:default="1" w:styleId="DefaultParagraphFont">
@@ -606,82 +726,315 @@
     <w:semiHidden/>
     <w:unhideWhenUsed/>
   </w:style>
-  <w:style w:type="paragraph" w:customStyle="1" w:styleId="msonormal0">
-    <w:name w:val="msonormal"/>
-    <w:basedOn w:val="Normal"/>
-    <w:pPr>
-      <w:spacing w:before="100" w:beforeAutospacing="1" w:after="100" w:afterAutospacing="1"/>
-    </w:pPr>
-  </w:style>
   <w:style w:type="character" w:customStyle="1" w:styleId="Heading1Char">
     <w:name w:val="Heading 1 Char"/>
     <w:basedOn w:val="DefaultParagraphFont"/>
     <w:link w:val="Heading1"/>
     <w:uiPriority w:val="9"/>
+    <w:rsid w:val="003C5CEF"/>
     <w:rPr>
       <w:rFonts w:asciiTheme="majorHAnsi" w:eastAsiaTheme="majorEastAsia" w:hAnsiTheme="majorHAnsi" w:cstheme="majorBidi"/>
-      <w:color w:val="2F5496" w:themeColor="accent1" w:themeShade="BF"/>
+      <w:color w:val="2E74B5" w:themeColor="accent1" w:themeShade="BF"/>
+      <w:sz w:val="40"/>
+      <w:szCs w:val="40"/>
+    </w:rPr>
+  </w:style>
+  <w:style w:type="character" w:customStyle="1" w:styleId="Heading2Char">
+    <w:name w:val="Heading 2 Char"/>
+    <w:basedOn w:val="DefaultParagraphFont"/>
+    <w:link w:val="Heading2"/>
+    <w:uiPriority w:val="9"/>
+    <w:semiHidden/>
+    <w:rsid w:val="003C5CEF"/>
+    <w:rPr>
+      <w:rFonts w:asciiTheme="majorHAnsi" w:eastAsiaTheme="majorEastAsia" w:hAnsiTheme="majorHAnsi" w:cstheme="majorBidi"/>
+      <w:color w:val="2E74B5" w:themeColor="accent1" w:themeShade="BF"/>
       <w:sz w:val="32"/>
       <w:szCs w:val="32"/>
     </w:rPr>
   </w:style>
-  <w:style w:type="paragraph" w:styleId="NormalWeb">
-    <w:name w:val="Normal (Web)"/>
-    <w:basedOn w:val="Normal"/>
-    <w:uiPriority w:val="99"/>
-    <w:semiHidden/>
-    <w:unhideWhenUsed/>
-    <w:pPr>
-      <w:spacing w:before="100" w:beforeAutospacing="1" w:after="100" w:afterAutospacing="1"/>
-    </w:pPr>
-  </w:style>
-  <w:style w:type="character" w:customStyle="1" w:styleId="Heading2Char">
-    <w:name w:val="Heading 2 Char"/>
-    <w:basedOn w:val="DefaultParagraphFont"/>
-    <w:link w:val="Heading2"/>
-    <w:uiPriority w:val="9"/>
-    <w:semiHidden/>
-    <w:rPr>
-      <w:rFonts w:asciiTheme="majorHAnsi" w:eastAsiaTheme="majorEastAsia" w:hAnsiTheme="majorHAnsi" w:cstheme="majorBidi"/>
-      <w:color w:val="2F5496" w:themeColor="accent1" w:themeShade="BF"/>
-      <w:sz w:val="26"/>
-      <w:szCs w:val="26"/>
-    </w:rPr>
-  </w:style>
   <w:style w:type="character" w:customStyle="1" w:styleId="Heading3Char">
     <w:name w:val="Heading 3 Char"/>
     <w:basedOn w:val="DefaultParagraphFont"/>
     <w:link w:val="Heading3"/>
     <w:uiPriority w:val="9"/>
     <w:semiHidden/>
-    <w:rsid w:val="008701D1"/>
+    <w:rsid w:val="003C5CEF"/>
+    <w:rPr>
+      <w:rFonts w:eastAsiaTheme="majorEastAsia" w:cstheme="majorBidi"/>
+      <w:color w:val="2E74B5" w:themeColor="accent1" w:themeShade="BF"/>
+      <w:sz w:val="28"/>
+      <w:szCs w:val="28"/>
+    </w:rPr>
+  </w:style>
+  <w:style w:type="character" w:customStyle="1" w:styleId="Heading4Char">
+    <w:name w:val="Heading 4 Char"/>
+    <w:basedOn w:val="DefaultParagraphFont"/>
+    <w:link w:val="Heading4"/>
+    <w:uiPriority w:val="9"/>
+    <w:semiHidden/>
+    <w:rsid w:val="003C5CEF"/>
+    <w:rPr>
+      <w:rFonts w:eastAsiaTheme="majorEastAsia" w:cstheme="majorBidi"/>
+      <w:i/>
+      <w:iCs/>
+      <w:color w:val="2E74B5" w:themeColor="accent1" w:themeShade="BF"/>
+    </w:rPr>
+  </w:style>
+  <w:style w:type="character" w:customStyle="1" w:styleId="Heading5Char">
+    <w:name w:val="Heading 5 Char"/>
+    <w:basedOn w:val="DefaultParagraphFont"/>
+    <w:link w:val="Heading5"/>
+    <w:uiPriority w:val="9"/>
+    <w:semiHidden/>
+    <w:rsid w:val="003C5CEF"/>
+    <w:rPr>
+      <w:rFonts w:eastAsiaTheme="majorEastAsia" w:cstheme="majorBidi"/>
+      <w:color w:val="2E74B5" w:themeColor="accent1" w:themeShade="BF"/>
+    </w:rPr>
+  </w:style>
+  <w:style w:type="character" w:customStyle="1" w:styleId="Heading6Char">
+    <w:name w:val="Heading 6 Char"/>
+    <w:basedOn w:val="DefaultParagraphFont"/>
+    <w:link w:val="Heading6"/>
+    <w:uiPriority w:val="9"/>
+    <w:semiHidden/>
+    <w:rsid w:val="003C5CEF"/>
+    <w:rPr>
+      <w:rFonts w:eastAsiaTheme="majorEastAsia" w:cstheme="majorBidi"/>
+      <w:i/>
+      <w:iCs/>
+      <w:color w:val="595959" w:themeColor="text1" w:themeTint="A6"/>
+    </w:rPr>
+  </w:style>
+  <w:style w:type="character" w:customStyle="1" w:styleId="Heading7Char">
+    <w:name w:val="Heading 7 Char"/>
+    <w:basedOn w:val="DefaultParagraphFont"/>
+    <w:link w:val="Heading7"/>
+    <w:uiPriority w:val="9"/>
+    <w:semiHidden/>
+    <w:rsid w:val="003C5CEF"/>
+    <w:rPr>
+      <w:rFonts w:eastAsiaTheme="majorEastAsia" w:cstheme="majorBidi"/>
+      <w:color w:val="595959" w:themeColor="text1" w:themeTint="A6"/>
+    </w:rPr>
+  </w:style>
+  <w:style w:type="character" w:customStyle="1" w:styleId="Heading8Char">
+    <w:name w:val="Heading 8 Char"/>
+    <w:basedOn w:val="DefaultParagraphFont"/>
+    <w:link w:val="Heading8"/>
+    <w:uiPriority w:val="9"/>
+    <w:semiHidden/>
+    <w:rsid w:val="003C5CEF"/>
+    <w:rPr>
+      <w:rFonts w:eastAsiaTheme="majorEastAsia" w:cstheme="majorBidi"/>
+      <w:i/>
+      <w:iCs/>
+      <w:color w:val="272727" w:themeColor="text1" w:themeTint="D8"/>
+    </w:rPr>
+  </w:style>
+  <w:style w:type="character" w:customStyle="1" w:styleId="Heading9Char">
+    <w:name w:val="Heading 9 Char"/>
+    <w:basedOn w:val="DefaultParagraphFont"/>
+    <w:link w:val="Heading9"/>
+    <w:uiPriority w:val="9"/>
+    <w:semiHidden/>
+    <w:rsid w:val="003C5CEF"/>
+    <w:rPr>
+      <w:rFonts w:eastAsiaTheme="majorEastAsia" w:cstheme="majorBidi"/>
+      <w:color w:val="272727" w:themeColor="text1" w:themeTint="D8"/>
+    </w:rPr>
+  </w:style>
+  <w:style w:type="paragraph" w:styleId="Title">
+    <w:name w:val="Title"/>
+    <w:basedOn w:val="Normal"/>
+    <w:next w:val="Normal"/>
+    <w:link w:val="TitleChar"/>
+    <w:uiPriority w:val="10"/>
+    <w:qFormat/>
+    <w:rsid w:val="003C5CEF"/>
+    <w:pPr>
+      <w:spacing w:after="80"/>
+      <w:contextualSpacing/>
+    </w:pPr>
     <w:rPr>
       <w:rFonts w:asciiTheme="majorHAnsi" w:eastAsiaTheme="majorEastAsia" w:hAnsiTheme="majorHAnsi" w:cstheme="majorBidi"/>
-      <w:color w:val="1F3763" w:themeColor="accent1" w:themeShade="7F"/>
-      <w:sz w:val="24"/>
-      <w:szCs w:val="24"/>
-    </w:rPr>
-  </w:style>
-  <w:style w:type="character" w:styleId="Strong">
-    <w:name w:val="Strong"/>
-    <w:basedOn w:val="DefaultParagraphFont"/>
-    <w:uiPriority w:val="22"/>
-    <w:qFormat/>
-    <w:rsid w:val="008701D1"/>
+      <w:spacing w:val="-10"/>
+      <w:kern w:val="28"/>
+      <w:sz w:val="56"/>
+      <w:szCs w:val="56"/>
+      <w:lang w:eastAsia="en-US"/>
+      <w14:ligatures w14:val="standardContextual"/>
+    </w:rPr>
+  </w:style>
+  <w:style w:type="character" w:customStyle="1" w:styleId="TitleChar">
+    <w:name w:val="Title Char"/>
+    <w:basedOn w:val="DefaultParagraphFont"/>
+    <w:link w:val="Title"/>
+    <w:uiPriority w:val="10"/>
+    <w:rsid w:val="003C5CEF"/>
+    <w:rPr>
+      <w:rFonts w:asciiTheme="majorHAnsi" w:eastAsiaTheme="majorEastAsia" w:hAnsiTheme="majorHAnsi" w:cstheme="majorBidi"/>
+      <w:spacing w:val="-10"/>
+      <w:kern w:val="28"/>
+      <w:sz w:val="56"/>
+      <w:szCs w:val="56"/>
+    </w:rPr>
+  </w:style>
+  <w:style w:type="paragraph" w:styleId="Subtitle">
+    <w:name w:val="Subtitle"/>
+    <w:basedOn w:val="Normal"/>
+    <w:next w:val="Normal"/>
+    <w:link w:val="SubtitleChar"/>
+    <w:uiPriority w:val="11"/>
+    <w:qFormat/>
+    <w:rsid w:val="003C5CEF"/>
+    <w:pPr>
+      <w:numPr>
+        <w:ilvl w:val="1"/>
+      </w:numPr>
+      <w:spacing w:after="160" w:line="278" w:lineRule="auto"/>
+    </w:pPr>
+    <w:rPr>
+      <w:rFonts w:asciiTheme="minorHAnsi" w:eastAsiaTheme="majorEastAsia" w:hAnsiTheme="minorHAnsi" w:cstheme="majorBidi"/>
+      <w:color w:val="595959" w:themeColor="text1" w:themeTint="A6"/>
+      <w:spacing w:val="15"/>
+      <w:kern w:val="2"/>
+      <w:sz w:val="28"/>
+      <w:szCs w:val="28"/>
+      <w:lang w:eastAsia="en-US"/>
+      <w14:ligatures w14:val="standardContextual"/>
+    </w:rPr>
+  </w:style>
+  <w:style w:type="character" w:customStyle="1" w:styleId="SubtitleChar">
+    <w:name w:val="Subtitle Char"/>
+    <w:basedOn w:val="DefaultParagraphFont"/>
+    <w:link w:val="Subtitle"/>
+    <w:uiPriority w:val="11"/>
+    <w:rsid w:val="003C5CEF"/>
+    <w:rPr>
+      <w:rFonts w:eastAsiaTheme="majorEastAsia" w:cstheme="majorBidi"/>
+      <w:color w:val="595959" w:themeColor="text1" w:themeTint="A6"/>
+      <w:spacing w:val="15"/>
+      <w:sz w:val="28"/>
+      <w:szCs w:val="28"/>
+    </w:rPr>
+  </w:style>
+  <w:style w:type="paragraph" w:styleId="Quote">
+    <w:name w:val="Quote"/>
+    <w:basedOn w:val="Normal"/>
+    <w:next w:val="Normal"/>
+    <w:link w:val="QuoteChar"/>
+    <w:uiPriority w:val="29"/>
+    <w:qFormat/>
+    <w:rsid w:val="003C5CEF"/>
+    <w:pPr>
+      <w:spacing w:before="160" w:after="160" w:line="278" w:lineRule="auto"/>
+      <w:jc w:val="center"/>
+    </w:pPr>
+    <w:rPr>
+      <w:rFonts w:asciiTheme="minorHAnsi" w:eastAsiaTheme="minorHAnsi" w:hAnsiTheme="minorHAnsi" w:cstheme="minorBidi"/>
+      <w:i/>
+      <w:iCs/>
+      <w:color w:val="404040" w:themeColor="text1" w:themeTint="BF"/>
+      <w:kern w:val="2"/>
+      <w:lang w:eastAsia="en-US"/>
+      <w14:ligatures w14:val="standardContextual"/>
+    </w:rPr>
+  </w:style>
+  <w:style w:type="character" w:customStyle="1" w:styleId="QuoteChar">
+    <w:name w:val="Quote Char"/>
+    <w:basedOn w:val="DefaultParagraphFont"/>
+    <w:link w:val="Quote"/>
+    <w:uiPriority w:val="29"/>
+    <w:rsid w:val="003C5CEF"/>
+    <w:rPr>
+      <w:i/>
+      <w:iCs/>
+      <w:color w:val="404040" w:themeColor="text1" w:themeTint="BF"/>
+    </w:rPr>
+  </w:style>
+  <w:style w:type="paragraph" w:styleId="ListParagraph">
+    <w:name w:val="List Paragraph"/>
+    <w:basedOn w:val="Normal"/>
+    <w:uiPriority w:val="34"/>
+    <w:qFormat/>
+    <w:rsid w:val="003C5CEF"/>
+    <w:pPr>
+      <w:spacing w:after="160" w:line="278" w:lineRule="auto"/>
+      <w:ind w:left="720"/>
+      <w:contextualSpacing/>
+    </w:pPr>
+    <w:rPr>
+      <w:rFonts w:asciiTheme="minorHAnsi" w:eastAsiaTheme="minorHAnsi" w:hAnsiTheme="minorHAnsi" w:cstheme="minorBidi"/>
+      <w:kern w:val="2"/>
+      <w:lang w:eastAsia="en-US"/>
+      <w14:ligatures w14:val="standardContextual"/>
+    </w:rPr>
+  </w:style>
+  <w:style w:type="character" w:styleId="IntenseEmphasis">
+    <w:name w:val="Intense Emphasis"/>
+    <w:basedOn w:val="DefaultParagraphFont"/>
+    <w:uiPriority w:val="21"/>
+    <w:qFormat/>
+    <w:rsid w:val="003C5CEF"/>
+    <w:rPr>
+      <w:i/>
+      <w:iCs/>
+      <w:color w:val="2E74B5" w:themeColor="accent1" w:themeShade="BF"/>
+    </w:rPr>
+  </w:style>
+  <w:style w:type="paragraph" w:styleId="IntenseQuote">
+    <w:name w:val="Intense Quote"/>
+    <w:basedOn w:val="Normal"/>
+    <w:next w:val="Normal"/>
+    <w:link w:val="IntenseQuoteChar"/>
+    <w:uiPriority w:val="30"/>
+    <w:qFormat/>
+    <w:rsid w:val="003C5CEF"/>
+    <w:pPr>
+      <w:pBdr>
+        <w:top w:val="single" w:sz="4" w:space="10" w:color="2E74B5" w:themeColor="accent1" w:themeShade="BF"/>
+        <w:bottom w:val="single" w:sz="4" w:space="10" w:color="2E74B5" w:themeColor="accent1" w:themeShade="BF"/>
+      </w:pBdr>
+      <w:spacing w:before="360" w:after="360" w:line="278" w:lineRule="auto"/>
+      <w:ind w:left="864" w:right="864"/>
+      <w:jc w:val="center"/>
+    </w:pPr>
+    <w:rPr>
+      <w:rFonts w:asciiTheme="minorHAnsi" w:eastAsiaTheme="minorHAnsi" w:hAnsiTheme="minorHAnsi" w:cstheme="minorBidi"/>
+      <w:i/>
+      <w:iCs/>
+      <w:color w:val="2E74B5" w:themeColor="accent1" w:themeShade="BF"/>
+      <w:kern w:val="2"/>
+      <w:lang w:eastAsia="en-US"/>
+      <w14:ligatures w14:val="standardContextual"/>
+    </w:rPr>
+  </w:style>
+  <w:style w:type="character" w:customStyle="1" w:styleId="IntenseQuoteChar">
+    <w:name w:val="Intense Quote Char"/>
+    <w:basedOn w:val="DefaultParagraphFont"/>
+    <w:link w:val="IntenseQuote"/>
+    <w:uiPriority w:val="30"/>
+    <w:rsid w:val="003C5CEF"/>
+    <w:rPr>
+      <w:i/>
+      <w:iCs/>
+      <w:color w:val="2E74B5" w:themeColor="accent1" w:themeShade="BF"/>
+    </w:rPr>
+  </w:style>
+  <w:style w:type="character" w:styleId="IntenseReference">
+    <w:name w:val="Intense Reference"/>
+    <w:basedOn w:val="DefaultParagraphFont"/>
+    <w:uiPriority w:val="32"/>
+    <w:qFormat/>
+    <w:rsid w:val="003C5CEF"/>
     <w:rPr>
       <w:b/>
       <w:bCs/>
-    </w:rPr>
-  </w:style>
-  <w:style w:type="character" w:styleId="Emphasis">
-    <w:name w:val="Emphasis"/>
-    <w:basedOn w:val="DefaultParagraphFont"/>
-    <w:uiPriority w:val="20"/>
-    <w:qFormat/>
-    <w:rsid w:val="008701D1"/>
-    <w:rPr>
-      <w:i/>
-      <w:iCs/>
+      <w:smallCaps/>
+      <w:color w:val="2E74B5" w:themeColor="accent1" w:themeShade="BF"/>
+      <w:spacing w:val="5"/>
     </w:rPr>
   </w:style>
 </w:styles>
@@ -704,7 +1057,7 @@
         <a:srgbClr val="E7E6E6"/>
       </a:lt2>
       <a:accent1>
-        <a:srgbClr val="4472C4"/>
+        <a:srgbClr val="5B9BD5"/>
       </a:accent1>
       <a:accent2>
         <a:srgbClr val="ED7D31"/>
@@ -716,7 +1069,7 @@
         <a:srgbClr val="FFC000"/>
       </a:accent4>
       <a:accent5>
-        <a:srgbClr val="5B9BD5"/>
+        <a:srgbClr val="4472C4"/>
       </a:accent5>
       <a:accent6>
         <a:srgbClr val="70AD47"/>
@@ -785,7 +1138,7 @@
         <a:latin typeface="Calibri" panose="020F0502020204030204"/>
         <a:ea typeface=""/>
         <a:cs typeface=""/>
-        <a:font script="Jpan" typeface="游明朝"/>
+        <a:font script="Jpan" typeface="游ゴシック"/>
         <a:font script="Hang" typeface="맑은 고딕"/>
         <a:font script="Hans" typeface="等线"/>
         <a:font script="Hant" typeface="新細明體"/>
